--- a/Project_Report.docx
+++ b/Project_Report.docx
@@ -120,7 +120,15 @@
         <w:t xml:space="preserve">This project is a front-end social media platform built using only HTML5, CSS3 (Flexbox and Grid), and Vanilla JavaScript (ES6+). </w:t>
       </w:r>
       <w:r>
-        <w:t xml:space="preserve">It allows you to register and login to accounts. You can view your feed of your followed accounts and you can create or delete posts. You can also like, unlike, and comment on posts. You can also follow or unfollow other users and you can edit and personalize your profile. All the data is stored locally in the browser’s </w:t>
+        <w:t xml:space="preserve">It allows you to register and login to accounts. You can view your feed of your followed </w:t>
+      </w:r>
+      <w:proofErr w:type="gramStart"/>
+      <w:r>
+        <w:t>accounts</w:t>
+      </w:r>
+      <w:proofErr w:type="gramEnd"/>
+      <w:r>
+        <w:t xml:space="preserve"> and you can create or delete posts. You can also like, unlike, and comment on posts. You can also follow or unfollow other users and you can edit and personalize your profile. All the data is stored locally in the browser’s </w:t>
       </w:r>
       <w:proofErr w:type="spellStart"/>
       <w:r>
@@ -692,8 +700,13 @@
       <w:pPr>
         <w:pStyle w:val="Heading2"/>
       </w:pPr>
+      <w:proofErr w:type="gramStart"/>
       <w:r>
-        <w:t>Register a New User</w:t>
+        <w:t>Register</w:t>
+      </w:r>
+      <w:proofErr w:type="gramEnd"/>
+      <w:r>
+        <w:t xml:space="preserve"> a New User</w:t>
       </w:r>
     </w:p>
     <w:p>
